--- a/Avances_Proyecto/Sobre la herramienta/Descripción de los escenarios de entrada y salida de la herramienta.docx
+++ b/Avances_Proyecto/Sobre la herramienta/Descripción de los escenarios de entrada y salida de la herramienta.docx
@@ -102,15 +102,7 @@
           <w:b/>
           <w:bCs/>
         </w:rPr>
-        <w:t xml:space="preserve"> </w:t>
-      </w:r>
-      <w:r>
-        <w:rPr>
-          <w:rFonts w:ascii="Times New Roman" w:hAnsi="Times New Roman" w:cs="Times New Roman"/>
-          <w:b/>
-          <w:bCs/>
-        </w:rPr>
-        <w:t>¿Cuál fue el consumo promedio diario del televisor durante la última semana?</w:t>
+        <w:t xml:space="preserve"> ¿Cuál fue el consumo promedio diario del televisor durante la última semana?</w:t>
       </w:r>
     </w:p>
     <w:p>
@@ -140,7 +132,15 @@
           <w:b/>
           <w:bCs/>
         </w:rPr>
-        <w:t>Muéstrame cuánta energía consumió la zona de la cocina ayer.</w:t>
+        <w:t>Dime</w:t>
+      </w:r>
+      <w:r>
+        <w:rPr>
+          <w:rFonts w:ascii="Times New Roman" w:hAnsi="Times New Roman" w:cs="Times New Roman"/>
+          <w:b/>
+          <w:bCs/>
+        </w:rPr>
+        <w:t xml:space="preserve"> cuánta energía consumió la zona de la cocina ayer.</w:t>
       </w:r>
     </w:p>
     <w:p>
@@ -296,13 +296,7 @@
         <w:rPr>
           <w:rFonts w:ascii="Times New Roman" w:hAnsi="Times New Roman" w:cs="Times New Roman"/>
         </w:rPr>
-        <w:t>que el sistema debe explorar los datos históricos para detectar desviaciones estadísticas, hábitos de uso ineficientes o posibles fallos en los dispositivos</w:t>
-      </w:r>
-      <w:r>
-        <w:rPr>
-          <w:rFonts w:ascii="Times New Roman" w:hAnsi="Times New Roman" w:cs="Times New Roman"/>
-        </w:rPr>
-        <w:t>.</w:t>
+        <w:t>que el sistema debe explorar los datos históricos para detectar desviaciones estadísticas, hábitos de uso ineficientes o posibles fallos en los dispositivos.</w:t>
       </w:r>
     </w:p>
     <w:p>
@@ -324,15 +318,7 @@
           <w:b/>
           <w:bCs/>
         </w:rPr>
-        <w:t xml:space="preserve"> </w:t>
-      </w:r>
-      <w:r>
-        <w:rPr>
-          <w:rFonts w:ascii="Times New Roman" w:hAnsi="Times New Roman" w:cs="Times New Roman"/>
-          <w:b/>
-          <w:bCs/>
-        </w:rPr>
-        <w:t>“Detecta si hubo picos de consumo anormales después de medianoche durante la última semana.</w:t>
+        <w:t xml:space="preserve"> “Detecta si hubo picos de consumo anormales después de medianoche durante la última semana.</w:t>
       </w:r>
     </w:p>
     <w:p>
@@ -354,15 +340,7 @@
           <w:b/>
           <w:bCs/>
         </w:rPr>
-        <w:t xml:space="preserve"> </w:t>
-      </w:r>
-      <w:r>
-        <w:rPr>
-          <w:rFonts w:ascii="Times New Roman" w:hAnsi="Times New Roman" w:cs="Times New Roman"/>
-          <w:b/>
-          <w:bCs/>
-        </w:rPr>
-        <w:t>¿Algún dispositivo ha mostrado un aumento constante en su consumo diario?</w:t>
+        <w:t xml:space="preserve"> ¿Algún dispositivo ha mostrado un aumento constante en su consumo diario?</w:t>
       </w:r>
     </w:p>
     <w:p>
@@ -545,7 +523,29 @@
           <w:i/>
           <w:iCs/>
         </w:rPr>
-        <w:t>(pregunta ambigua y sin contexto</w:t>
+        <w:t>(pregunta ambigua y sin contexto)</w:t>
+      </w:r>
+    </w:p>
+    <w:p>
+      <w:pPr>
+        <w:pStyle w:val="Prrafodelista"/>
+        <w:numPr>
+          <w:ilvl w:val="1"/>
+          <w:numId w:val="1"/>
+        </w:numPr>
+        <w:rPr>
+          <w:rFonts w:ascii="Times New Roman" w:hAnsi="Times New Roman" w:cs="Times New Roman"/>
+          <w:b/>
+          <w:bCs/>
+        </w:rPr>
+      </w:pPr>
+      <w:r>
+        <w:rPr>
+          <w:rFonts w:ascii="Times New Roman" w:hAnsi="Times New Roman" w:cs="Times New Roman"/>
+          <w:b/>
+          <w:bCs/>
+        </w:rPr>
+        <w:t xml:space="preserve"> Hazme un gráfico bonito del clima. </w:t>
       </w:r>
       <w:r>
         <w:rPr>
@@ -555,7 +555,7 @@
           <w:i/>
           <w:iCs/>
         </w:rPr>
-        <w:t>)</w:t>
+        <w:t>(fuera del dominio del sistema)</w:t>
       </w:r>
     </w:p>
     <w:p>
@@ -577,23 +577,7 @@
           <w:b/>
           <w:bCs/>
         </w:rPr>
-        <w:t xml:space="preserve"> </w:t>
-      </w:r>
-      <w:r>
-        <w:rPr>
-          <w:rFonts w:ascii="Times New Roman" w:hAnsi="Times New Roman" w:cs="Times New Roman"/>
-          <w:b/>
-          <w:bCs/>
-        </w:rPr>
-        <w:t>Hazme un gráfico bonito del clima.</w:t>
-      </w:r>
-      <w:r>
-        <w:rPr>
-          <w:rFonts w:ascii="Times New Roman" w:hAnsi="Times New Roman" w:cs="Times New Roman"/>
-          <w:b/>
-          <w:bCs/>
-        </w:rPr>
-        <w:t xml:space="preserve"> </w:t>
+        <w:t xml:space="preserve">Explica por qué el universo es tan grande. </w:t>
       </w:r>
       <w:r>
         <w:rPr>
@@ -603,40 +587,210 @@
           <w:i/>
           <w:iCs/>
         </w:rPr>
-        <w:t>(fuera del dominio del sistema)</w:t>
-      </w:r>
-    </w:p>
-    <w:p>
-      <w:pPr>
-        <w:pStyle w:val="Prrafodelista"/>
-        <w:numPr>
-          <w:ilvl w:val="1"/>
+        <w:t>(completamente irrelevante al contexto energético)</w:t>
+      </w:r>
+    </w:p>
+    <w:p>
+      <w:pPr>
+        <w:pStyle w:val="NormalWeb"/>
+      </w:pPr>
+      <w:r>
+        <w:t xml:space="preserve">Hasta este punto, el sistema contempla escenarios orientados a la </w:t>
+      </w:r>
+      <w:r>
+        <w:rPr>
+          <w:rStyle w:val="Textoennegrita"/>
+          <w:rFonts w:eastAsiaTheme="majorEastAsia"/>
+        </w:rPr>
+        <w:t>obtención</w:t>
+      </w:r>
+      <w:r>
+        <w:t xml:space="preserve">, </w:t>
+      </w:r>
+      <w:r>
+        <w:rPr>
+          <w:rStyle w:val="Textoennegrita"/>
+          <w:rFonts w:eastAsiaTheme="majorEastAsia"/>
+        </w:rPr>
+        <w:t>análisis</w:t>
+      </w:r>
+      <w:r>
+        <w:t xml:space="preserve"> y </w:t>
+      </w:r>
+      <w:r>
+        <w:rPr>
+          <w:rStyle w:val="Textoennegrita"/>
+          <w:rFonts w:eastAsiaTheme="majorEastAsia"/>
+        </w:rPr>
+        <w:t>proyección</w:t>
+      </w:r>
+      <w:r>
+        <w:t xml:space="preserve"> de información energética. Sin embargo, durante las pruebas se identificó un tipo de intención recurrente por parte del usuario que no encaja de forma natural en los escenarios existentes: solicitudes cuya finalidad no es consultar nuevos datos ni analizarlos, sino </w:t>
+      </w:r>
+      <w:r>
+        <w:rPr>
+          <w:rStyle w:val="Textoennegrita"/>
+          <w:rFonts w:eastAsiaTheme="majorEastAsia"/>
+        </w:rPr>
+        <w:t>definir cómo deben presentarse los resultados</w:t>
+      </w:r>
+      <w:r>
+        <w:t>.</w:t>
+      </w:r>
+    </w:p>
+    <w:p>
+      <w:pPr>
+        <w:pStyle w:val="NormalWeb"/>
+      </w:pPr>
+      <w:r>
+        <w:t xml:space="preserve">Actualmente, la herramienta </w:t>
+      </w:r>
+      <w:r>
+        <w:rPr>
+          <w:rStyle w:val="Textoennegrita"/>
+          <w:rFonts w:eastAsiaTheme="majorEastAsia"/>
+        </w:rPr>
+        <w:t>no implementa explícitamente</w:t>
+      </w:r>
+      <w:r>
+        <w:t xml:space="preserve"> este tipo de solicitudes como una capacidad funcional independiente. No obstante, se decide </w:t>
+      </w:r>
+      <w:r>
+        <w:rPr>
+          <w:rStyle w:val="Textoennegrita"/>
+          <w:rFonts w:eastAsiaTheme="majorEastAsia"/>
+        </w:rPr>
+        <w:t>documentar y reconocer formalmente este escenario</w:t>
+      </w:r>
+      <w:r>
+        <w:t xml:space="preserve"> con el objetivo de mejorar la escalabilidad futura del sistema, permitir una separación clara entre procesamiento de datos y presentación, y evitar ambigüedades en la interpretación de consultas relacionadas con gráficos o formatos visuales.</w:t>
+      </w:r>
+    </w:p>
+    <w:p>
+      <w:pPr>
+        <w:pStyle w:val="NormalWeb"/>
+      </w:pPr>
+      <w:r>
+        <w:t>La inclusión de este escenario permite desacoplar conceptualmente el análisis energético de su representación, facilitando la extensión futura del sistema hacia interfaces gráficas más avanzadas o módulos de visualización especializados.</w:t>
+      </w:r>
+      <w:r>
+        <w:t xml:space="preserve"> </w:t>
+      </w:r>
+      <w:r>
+        <w:t>En este contexto, se introduce el siguiente escenario adicional:</w:t>
+      </w:r>
+    </w:p>
+    <w:p>
+      <w:pPr>
+        <w:pStyle w:val="NormalWeb"/>
+        <w:numPr>
+          <w:ilvl w:val="0"/>
           <w:numId w:val="1"/>
         </w:numPr>
-        <w:rPr>
-          <w:rFonts w:ascii="Times New Roman" w:hAnsi="Times New Roman" w:cs="Times New Roman"/>
-          <w:b/>
-          <w:bCs/>
-        </w:rPr>
-      </w:pPr>
-      <w:r>
-        <w:rPr>
-          <w:rFonts w:ascii="Times New Roman" w:hAnsi="Times New Roman" w:cs="Times New Roman"/>
-          <w:b/>
-          <w:bCs/>
-        </w:rPr>
-        <w:t xml:space="preserve">Explica por qué el universo es tan grande. </w:t>
-      </w:r>
-      <w:r>
-        <w:rPr>
-          <w:rFonts w:ascii="Times New Roman" w:hAnsi="Times New Roman" w:cs="Times New Roman"/>
-          <w:b/>
-          <w:bCs/>
-          <w:i/>
-          <w:iCs/>
-        </w:rPr>
-        <w:t>(completamente irrelevante al contexto energético)</w:t>
-      </w:r>
+      </w:pPr>
+      <w:r>
+        <w:rPr>
+          <w:rStyle w:val="Textoennegrita"/>
+          <w:rFonts w:eastAsiaTheme="majorEastAsia"/>
+        </w:rPr>
+        <w:lastRenderedPageBreak/>
+        <w:t>Presentación de resultados y visualización</w:t>
+      </w:r>
+      <w:r>
+        <w:t xml:space="preserve">: </w:t>
+      </w:r>
+      <w:r>
+        <w:t xml:space="preserve">Este escenario agrupa las solicitudes en las que el usuario expresa una intención explícita de </w:t>
+      </w:r>
+      <w:r>
+        <w:rPr>
+          <w:rStyle w:val="Textoennegrita"/>
+          <w:rFonts w:eastAsiaTheme="majorEastAsia"/>
+        </w:rPr>
+        <w:t>visualizar, ilustrar o presentar</w:t>
+      </w:r>
+      <w:r>
+        <w:t xml:space="preserve"> información energética previamente obtenida, mediante gráficos, diagramas u otros formatos visuales. A diferencia de los escenarios anteriores, estas consultas no buscan calcular nuevos valores, comparar consumos ni detectar patrones, sino definir la </w:t>
+      </w:r>
+      <w:r>
+        <w:rPr>
+          <w:rStyle w:val="Textoennegrita"/>
+          <w:rFonts w:eastAsiaTheme="majorEastAsia"/>
+        </w:rPr>
+        <w:t>forma de comunicación de los resultados</w:t>
+      </w:r>
+      <w:r>
+        <w:t>.</w:t>
+      </w:r>
+    </w:p>
+    <w:p>
+      <w:pPr>
+        <w:pStyle w:val="NormalWeb"/>
+        <w:numPr>
+          <w:ilvl w:val="0"/>
+          <w:numId w:val="8"/>
+        </w:numPr>
+        <w:rPr>
+          <w:b/>
+          <w:bCs/>
+        </w:rPr>
+      </w:pPr>
+      <w:r>
+        <w:rPr>
+          <w:b/>
+          <w:bCs/>
+        </w:rPr>
+        <w:t>Muéstrame gráficas del consumo de todos los dispositivos en 2024.</w:t>
+      </w:r>
+    </w:p>
+    <w:p>
+      <w:pPr>
+        <w:pStyle w:val="NormalWeb"/>
+        <w:numPr>
+          <w:ilvl w:val="0"/>
+          <w:numId w:val="8"/>
+        </w:numPr>
+        <w:rPr>
+          <w:b/>
+          <w:bCs/>
+        </w:rPr>
+      </w:pPr>
+      <w:r>
+        <w:rPr>
+          <w:b/>
+          <w:bCs/>
+        </w:rPr>
+        <w:t>Quiero ver un gráfico del consumo diario de la nevera esta semana.</w:t>
+      </w:r>
+    </w:p>
+    <w:p>
+      <w:pPr>
+        <w:pStyle w:val="NormalWeb"/>
+        <w:numPr>
+          <w:ilvl w:val="0"/>
+          <w:numId w:val="8"/>
+        </w:numPr>
+        <w:rPr>
+          <w:b/>
+          <w:bCs/>
+        </w:rPr>
+      </w:pPr>
+      <w:r>
+        <w:rPr>
+          <w:b/>
+          <w:bCs/>
+        </w:rPr>
+        <w:t>Preséntame visualmente la información de consumo que acabamos de consultar.</w:t>
+      </w:r>
+    </w:p>
+    <w:p>
+      <w:pPr>
+        <w:pStyle w:val="NormalWeb"/>
+        <w:rPr>
+          <w:b/>
+          <w:bCs/>
+        </w:rPr>
+      </w:pPr>
     </w:p>
     <w:p>
       <w:pPr>
@@ -688,36 +842,61 @@
     <w:p>
       <w:pPr>
         <w:pStyle w:val="Prrafodelista"/>
-        <w:ind w:left="1416"/>
-        <w:rPr>
-          <w:rFonts w:ascii="Times New Roman" w:hAnsi="Times New Roman" w:cs="Times New Roman"/>
-        </w:rPr>
-      </w:pPr>
-      <w:r>
-        <w:rPr>
-          <w:rFonts w:ascii="Times New Roman" w:hAnsi="Times New Roman" w:cs="Times New Roman"/>
-          <w:b/>
-          <w:bCs/>
-        </w:rPr>
-        <w:t>a. El televisor consumió 1.85 kWh durante la última semana, con un promedio diario de 0.26 kWh.</w:t>
-      </w:r>
-      <w:r>
-        <w:rPr>
-          <w:rFonts w:ascii="Times New Roman" w:hAnsi="Times New Roman" w:cs="Times New Roman"/>
-          <w:b/>
-          <w:bCs/>
-        </w:rPr>
-        <w:br/>
-        <w:t>b. El consumo total de la zona de la cocina ayer fue de 4.2 kWh.</w:t>
-      </w:r>
-      <w:r>
-        <w:rPr>
-          <w:rFonts w:ascii="Times New Roman" w:hAnsi="Times New Roman" w:cs="Times New Roman"/>
-          <w:b/>
-          <w:bCs/>
-        </w:rPr>
-        <w:br/>
-        <w:t>c. El hogar registró un uso energético de 3.6 kWh entre las 6 p.m. y las 10 p.m.</w:t>
+        <w:numPr>
+          <w:ilvl w:val="0"/>
+          <w:numId w:val="10"/>
+        </w:numPr>
+        <w:rPr>
+          <w:rFonts w:ascii="Times New Roman" w:hAnsi="Times New Roman" w:cs="Times New Roman"/>
+        </w:rPr>
+      </w:pPr>
+      <w:r>
+        <w:rPr>
+          <w:rFonts w:ascii="Times New Roman" w:hAnsi="Times New Roman" w:cs="Times New Roman"/>
+          <w:b/>
+          <w:bCs/>
+        </w:rPr>
+        <w:t>El televisor consumió 1.85 kWh durante la última semana, con un promedio diario de 0.26 kWh.</w:t>
+      </w:r>
+    </w:p>
+    <w:p>
+      <w:pPr>
+        <w:pStyle w:val="Prrafodelista"/>
+        <w:numPr>
+          <w:ilvl w:val="0"/>
+          <w:numId w:val="10"/>
+        </w:numPr>
+        <w:rPr>
+          <w:rFonts w:ascii="Times New Roman" w:hAnsi="Times New Roman" w:cs="Times New Roman"/>
+        </w:rPr>
+      </w:pPr>
+      <w:r>
+        <w:rPr>
+          <w:rFonts w:ascii="Times New Roman" w:hAnsi="Times New Roman" w:cs="Times New Roman"/>
+          <w:b/>
+          <w:bCs/>
+        </w:rPr>
+        <w:t>El consumo total de la zona de la cocina ayer fue de 4.2 kWh.</w:t>
+      </w:r>
+    </w:p>
+    <w:p>
+      <w:pPr>
+        <w:pStyle w:val="Prrafodelista"/>
+        <w:numPr>
+          <w:ilvl w:val="0"/>
+          <w:numId w:val="10"/>
+        </w:numPr>
+        <w:rPr>
+          <w:rFonts w:ascii="Times New Roman" w:hAnsi="Times New Roman" w:cs="Times New Roman"/>
+        </w:rPr>
+      </w:pPr>
+      <w:r>
+        <w:rPr>
+          <w:rFonts w:ascii="Times New Roman" w:hAnsi="Times New Roman" w:cs="Times New Roman"/>
+          <w:b/>
+          <w:bCs/>
+        </w:rPr>
+        <w:t>El hogar registró un uso energético de 3.6 kWh entre las 6 p.m. y las 10 p.m.</w:t>
       </w:r>
     </w:p>
     <w:p>
@@ -745,14 +924,7 @@
         <w:rPr>
           <w:rFonts w:ascii="Times New Roman" w:hAnsi="Times New Roman" w:cs="Times New Roman"/>
         </w:rPr>
-        <w:t xml:space="preserve">Estas salidas surgen de solicitudes orientadas a comparar consumos entre dispositivos o periodos. El sistema no solo muestra los valores individuales, sino que también explica las diferencias, porcentajes de variación y posibles causas de la disparidad observada. Además del </w:t>
-      </w:r>
-      <w:r>
-        <w:rPr>
-          <w:rFonts w:ascii="Times New Roman" w:hAnsi="Times New Roman" w:cs="Times New Roman"/>
-        </w:rPr>
-        <w:lastRenderedPageBreak/>
-        <w:t>texto, puede incluir visualizaciones comparativas (barras o diagramas circulares) que representen la magnitud de los consumos y las relaciones entre ellos.</w:t>
+        <w:t>Estas salidas surgen de solicitudes orientadas a comparar consumos entre dispositivos o periodos. El sistema no solo muestra los valores individuales, sino que también explica las diferencias, porcentajes de variación y posibles causas de la disparidad observada. Además del texto, puede incluir visualizaciones comparativas (barras o diagramas circulares) que representen la magnitud de los consumos y las relaciones entre ellos.</w:t>
       </w:r>
     </w:p>
     <w:p>
@@ -838,27 +1010,20 @@
           <w:b/>
           <w:bCs/>
         </w:rPr>
-        <w:t>R</w:t>
-      </w:r>
-      <w:r>
-        <w:rPr>
-          <w:rFonts w:ascii="Times New Roman" w:hAnsi="Times New Roman" w:cs="Times New Roman"/>
-          <w:b/>
-          <w:bCs/>
-        </w:rPr>
-        <w:t>espuestas diagnósticas o de detección de anomalías:</w:t>
-      </w:r>
-      <w:r>
-        <w:rPr>
-          <w:rFonts w:ascii="Times New Roman" w:hAnsi="Times New Roman" w:cs="Times New Roman"/>
-        </w:rPr>
-        <w:t xml:space="preserve"> </w:t>
-      </w:r>
-      <w:r>
-        <w:rPr>
-          <w:rFonts w:ascii="Times New Roman" w:hAnsi="Times New Roman" w:cs="Times New Roman"/>
-        </w:rPr>
-        <w:t>En este escenario, el sistema identifica comportamientos irregulares o tendencias inusuales. La salida textual debe incluir una descripción clara del evento detectado, su posible causa y la magnitud de la desviación. Para favorecer la comprensión, pueden integrarse visualizaciones que resalten los puntos anómalos o las zonas de desviación sobre un gráfico temporal.</w:t>
+        <w:t>Respuestas diagnósticas o de detección de anomalías:</w:t>
+      </w:r>
+      <w:r>
+        <w:rPr>
+          <w:rFonts w:ascii="Times New Roman" w:hAnsi="Times New Roman" w:cs="Times New Roman"/>
+        </w:rPr>
+        <w:t xml:space="preserve"> En este escenario, el sistema identifica comportamientos irregulares o tendencias inusuales. La salida textual debe incluir una descripción clara del evento detectado, su posible causa y la magnitud de la desviación. Para favorecer la comprensión, pueden integrarse </w:t>
+      </w:r>
+      <w:r>
+        <w:rPr>
+          <w:rFonts w:ascii="Times New Roman" w:hAnsi="Times New Roman" w:cs="Times New Roman"/>
+        </w:rPr>
+        <w:lastRenderedPageBreak/>
+        <w:t>visualizaciones que resalten los puntos anómalos o las zonas de desviación sobre un gráfico temporal.</w:t>
       </w:r>
     </w:p>
     <w:p>
@@ -902,15 +1067,7 @@
           <w:b/>
           <w:bCs/>
         </w:rPr>
-        <w:t xml:space="preserve"> </w:t>
-      </w:r>
-      <w:r>
-        <w:rPr>
-          <w:rFonts w:ascii="Times New Roman" w:hAnsi="Times New Roman" w:cs="Times New Roman"/>
-          <w:b/>
-          <w:bCs/>
-        </w:rPr>
-        <w:t>La nevera presentó un incremento sostenido en su consumo diario durante los últimos cinco días, posiblemente asociado a un mal cierre de la puerta.</w:t>
+        <w:t xml:space="preserve"> La nevera presentó un incremento sostenido en su consumo diario durante los últimos cinco días, posiblemente asociado a un mal cierre de la puerta.</w:t>
       </w:r>
     </w:p>
     <w:p>
@@ -1004,15 +1161,7 @@
           <w:b/>
           <w:bCs/>
         </w:rPr>
-        <w:t>Si se mantienen los hábitos actuales, el consumo estimado para el próximo mes será de 86.4 kWh. Reducir el uso del aire acondicionado dos horas diarias podría disminuirlo en un 12%.</w:t>
-      </w:r>
-      <w:r>
-        <w:rPr>
-          <w:rFonts w:ascii="Times New Roman" w:hAnsi="Times New Roman" w:cs="Times New Roman"/>
-          <w:b/>
-          <w:bCs/>
-        </w:rPr>
-        <w:t xml:space="preserve"> </w:t>
+        <w:t xml:space="preserve">Si se mantienen los hábitos actuales, el consumo estimado para el próximo mes será de 86.4 kWh. Reducir el uso del aire acondicionado dos horas diarias podría disminuirlo en un 12%. </w:t>
       </w:r>
     </w:p>
     <w:p>
@@ -1082,7 +1231,6 @@
           <w:b/>
           <w:bCs/>
         </w:rPr>
-        <w:lastRenderedPageBreak/>
         <w:t xml:space="preserve">Respuesta a entradas inadmisibles o no interpretables: </w:t>
       </w:r>
       <w:r>
@@ -1120,49 +1268,71 @@
       </w:r>
     </w:p>
     <w:p>
-      <w:r>
-        <w:rPr>
-          <w:rFonts w:ascii="Times New Roman" w:hAnsi="Times New Roman" w:cs="Times New Roman"/>
-        </w:rPr>
-        <w:t>Adicionalmente a las salidas en formato textual mencionadas anteriormente, es posible utilizar el formato de imágenes y gráfic</w:t>
-      </w:r>
-      <w:r>
-        <w:rPr>
-          <w:rFonts w:ascii="Times New Roman" w:hAnsi="Times New Roman" w:cs="Times New Roman"/>
-        </w:rPr>
-        <w:t>o</w:t>
-      </w:r>
-      <w:r>
-        <w:rPr>
-          <w:rFonts w:ascii="Times New Roman" w:hAnsi="Times New Roman" w:cs="Times New Roman"/>
-        </w:rPr>
-        <w:t xml:space="preserve">s </w:t>
-      </w:r>
-      <w:r>
-        <w:rPr>
-          <w:rFonts w:ascii="Times New Roman" w:hAnsi="Times New Roman" w:cs="Times New Roman"/>
-        </w:rPr>
-        <w:t xml:space="preserve">de proyección temporal o simulaciones </w:t>
-      </w:r>
-      <w:r>
-        <w:rPr>
-          <w:rFonts w:ascii="Times New Roman" w:hAnsi="Times New Roman" w:cs="Times New Roman"/>
-        </w:rPr>
-        <w:t xml:space="preserve">para brindar </w:t>
-      </w:r>
-      <w:r>
-        <w:rPr>
-          <w:rFonts w:ascii="Times New Roman" w:hAnsi="Times New Roman" w:cs="Times New Roman"/>
-        </w:rPr>
-        <w:t>un apoyo visual en la</w:t>
-      </w:r>
-      <w:r>
-        <w:rPr>
-          <w:rFonts w:ascii="Times New Roman" w:hAnsi="Times New Roman" w:cs="Times New Roman"/>
-        </w:rPr>
-        <w:t xml:space="preserve"> explicación al usuario.</w:t>
-      </w:r>
-    </w:p>
+      <w:pPr>
+        <w:pStyle w:val="NormalWeb"/>
+      </w:pPr>
+      <w:r>
+        <w:lastRenderedPageBreak/>
+        <w:t>De forma análoga a los escenarios de entrada, las salidas del sistema se han definido para responder a distintos niveles de complejidad analítica. No obstante, al reconocer explícitamente solicitudes orientadas a la presentación de resultados, resulta necesario documentar también un tipo de salida asociado a este escenario, aun cuando su implementación completa se reserve para etapas posteriores del desarrollo.</w:t>
+      </w:r>
+    </w:p>
+    <w:p>
+      <w:pPr>
+        <w:pStyle w:val="NormalWeb"/>
+      </w:pPr>
+      <w:r>
+        <w:t xml:space="preserve">A </w:t>
+      </w:r>
+      <w:r>
+        <w:t>continuación,</w:t>
+      </w:r>
+      <w:r>
+        <w:t xml:space="preserve"> se incorpora un escenario adicional de salida, concebido como una extensión futura del sistema</w:t>
+      </w:r>
+      <w:r>
+        <w:t>.</w:t>
+      </w:r>
+    </w:p>
+    <w:p>
+      <w:pPr>
+        <w:pStyle w:val="NormalWeb"/>
+        <w:numPr>
+          <w:ilvl w:val="0"/>
+          <w:numId w:val="2"/>
+        </w:numPr>
+      </w:pPr>
+      <w:r>
+        <w:rPr>
+          <w:b/>
+          <w:bCs/>
+        </w:rPr>
+        <w:t>Respuestas de presentación o visualización</w:t>
+      </w:r>
+      <w:r>
+        <w:rPr>
+          <w:b/>
+          <w:bCs/>
+        </w:rPr>
+        <w:t>:</w:t>
+      </w:r>
+      <w:r>
+        <w:t xml:space="preserve"> </w:t>
+      </w:r>
+      <w:r>
+        <w:t xml:space="preserve">Este tipo de salida corresponde a solicitudes cuya intención principal es </w:t>
+      </w:r>
+      <w:r>
+        <w:rPr>
+          <w:b/>
+          <w:bCs/>
+        </w:rPr>
+        <w:t>mostrar o ilustrar</w:t>
+      </w:r>
+      <w:r>
+        <w:t xml:space="preserve"> información energética previamente procesada por el sistema. La respuesta se centra en la representación visual de los datos, ya sea mediante gráficos temporales, diagramas comparativos u otros recursos gráficos que faciliten la comprensión del usuario.</w:t>
+      </w:r>
+    </w:p>
+    <w:p/>
     <w:sectPr>
       <w:pgSz w:w="12240" w:h="15840"/>
       <w:pgMar w:top="1417" w:right="1701" w:bottom="1417" w:left="1701" w:header="708" w:footer="708" w:gutter="0"/>
@@ -1176,9 +1346,9 @@
 <file path=word/numbering.xml><?xml version="1.0" encoding="utf-8"?>
 <w:numbering xmlns:wpc="http://schemas.microsoft.com/office/word/2010/wordprocessingCanvas" xmlns:cx="http://schemas.microsoft.com/office/drawing/2014/chartex" xmlns:cx1="http://schemas.microsoft.com/office/drawing/2015/9/8/chartex" xmlns:cx2="http://schemas.microsoft.com/office/drawing/2015/10/21/chartex" xmlns:cx3="http://schemas.microsoft.com/office/drawing/2016/5/9/chartex" xmlns:cx4="http://schemas.microsoft.com/office/drawing/2016/5/10/chartex" xmlns:cx5="http://schemas.microsoft.com/office/drawing/2016/5/11/chartex" xmlns:cx6="http://schemas.microsoft.com/office/drawing/2016/5/12/chartex" xmlns:cx7="http://schemas.microsoft.com/office/drawing/2016/5/13/chartex" xmlns:cx8="http://schemas.microsoft.com/office/drawing/2016/5/14/chartex" xmlns:mc="http://schemas.openxmlformats.org/markup-compatibility/2006" xmlns:aink="http://schemas.microsoft.com/office/drawing/2016/ink" xmlns:am3d="http://schemas.microsoft.com/office/drawing/2017/model3d" xmlns:o="urn:schemas-microsoft-com:office:office" xmlns:oel="http://schemas.microsoft.com/office/2019/extlst" xmlns:r="http://schemas.openxmlformats.org/officeDocument/2006/relationships" xmlns:m="http://schemas.openxmlformats.org/officeDocument/2006/math" xmlns:v="urn:schemas-microsoft-com:vml" xmlns:wp14="http://schemas.microsoft.com/office/word/2010/wordprocessingDrawing" xmlns:wp="http://schemas.openxmlformats.org/drawingml/2006/wordprocessingDrawing" xmlns:w10="urn:schemas-microsoft-com:office:word" xmlns:w="http://schemas.openxmlformats.org/wordprocessingml/2006/main" xmlns:w14="http://schemas.microsoft.com/office/word/2010/wordml" xmlns:w15="http://schemas.microsoft.com/office/word/2012/wordml" xmlns:w16cex="http://schemas.microsoft.com/office/word/2018/wordml/cex" xmlns:w16cid="http://schemas.microsoft.com/office/word/2016/wordml/cid" xmlns:w16="http://schemas.microsoft.com/office/word/2018/wordml" xmlns:w16du="http://schemas.microsoft.com/office/word/2023/wordml/word16du" xmlns:w16sdtdh="http://schemas.microsoft.com/office/word/2020/wordml/sdtdatahash" xmlns:w16sdtfl="http://schemas.microsoft.com/office/word/2024/wordml/sdtformatlock" xmlns:w16se="http://schemas.microsoft.com/office/word/2015/wordml/symex" xmlns:wpg="http://schemas.microsoft.com/office/word/2010/wordprocessingGroup" xmlns:wpi="http://schemas.microsoft.com/office/word/2010/wordprocessingInk" xmlns:wne="http://schemas.microsoft.com/office/word/2006/wordml" xmlns:wps="http://schemas.microsoft.com/office/word/2010/wordprocessingShape" mc:Ignorable="w14 w15 w16se w16cid w16 w16cex w16sdtdh w16sdtfl w16du wp14">
   <w:abstractNum w:abstractNumId="0" w15:restartNumberingAfterBreak="0">
-    <w:nsid w:val="1D34156A"/>
+    <w:nsid w:val="051F380A"/>
     <w:multiLevelType w:val="hybridMultilevel"/>
-    <w:tmpl w:val="4B70659A"/>
+    <w:tmpl w:val="0E02B04E"/>
     <w:lvl w:ilvl="0" w:tplc="240A000F">
       <w:start w:val="1"/>
       <w:numFmt w:val="decimal"/>
@@ -1188,7 +1358,7 @@
         <w:ind w:left="720" w:hanging="360"/>
       </w:pPr>
     </w:lvl>
-    <w:lvl w:ilvl="1" w:tplc="240A0019">
+    <w:lvl w:ilvl="1" w:tplc="240A0019" w:tentative="1">
       <w:start w:val="1"/>
       <w:numFmt w:val="lowerLetter"/>
       <w:lvlText w:val="%2."/>
@@ -1262,6 +1432,182 @@
     </w:lvl>
   </w:abstractNum>
   <w:abstractNum w:abstractNumId="1" w15:restartNumberingAfterBreak="0">
+    <w:nsid w:val="09483E62"/>
+    <w:multiLevelType w:val="hybridMultilevel"/>
+    <w:tmpl w:val="CBA61A06"/>
+    <w:lvl w:ilvl="0" w:tplc="240A000F">
+      <w:start w:val="1"/>
+      <w:numFmt w:val="decimal"/>
+      <w:lvlText w:val="%1."/>
+      <w:lvlJc w:val="left"/>
+      <w:pPr>
+        <w:ind w:left="720" w:hanging="360"/>
+      </w:pPr>
+    </w:lvl>
+    <w:lvl w:ilvl="1" w:tplc="240A0019" w:tentative="1">
+      <w:start w:val="1"/>
+      <w:numFmt w:val="lowerLetter"/>
+      <w:lvlText w:val="%2."/>
+      <w:lvlJc w:val="left"/>
+      <w:pPr>
+        <w:ind w:left="1440" w:hanging="360"/>
+      </w:pPr>
+    </w:lvl>
+    <w:lvl w:ilvl="2" w:tplc="240A001B" w:tentative="1">
+      <w:start w:val="1"/>
+      <w:numFmt w:val="lowerRoman"/>
+      <w:lvlText w:val="%3."/>
+      <w:lvlJc w:val="right"/>
+      <w:pPr>
+        <w:ind w:left="2160" w:hanging="180"/>
+      </w:pPr>
+    </w:lvl>
+    <w:lvl w:ilvl="3" w:tplc="240A000F" w:tentative="1">
+      <w:start w:val="1"/>
+      <w:numFmt w:val="decimal"/>
+      <w:lvlText w:val="%4."/>
+      <w:lvlJc w:val="left"/>
+      <w:pPr>
+        <w:ind w:left="2880" w:hanging="360"/>
+      </w:pPr>
+    </w:lvl>
+    <w:lvl w:ilvl="4" w:tplc="240A0019" w:tentative="1">
+      <w:start w:val="1"/>
+      <w:numFmt w:val="lowerLetter"/>
+      <w:lvlText w:val="%5."/>
+      <w:lvlJc w:val="left"/>
+      <w:pPr>
+        <w:ind w:left="3600" w:hanging="360"/>
+      </w:pPr>
+    </w:lvl>
+    <w:lvl w:ilvl="5" w:tplc="240A001B" w:tentative="1">
+      <w:start w:val="1"/>
+      <w:numFmt w:val="lowerRoman"/>
+      <w:lvlText w:val="%6."/>
+      <w:lvlJc w:val="right"/>
+      <w:pPr>
+        <w:ind w:left="4320" w:hanging="180"/>
+      </w:pPr>
+    </w:lvl>
+    <w:lvl w:ilvl="6" w:tplc="240A000F" w:tentative="1">
+      <w:start w:val="1"/>
+      <w:numFmt w:val="decimal"/>
+      <w:lvlText w:val="%7."/>
+      <w:lvlJc w:val="left"/>
+      <w:pPr>
+        <w:ind w:left="5040" w:hanging="360"/>
+      </w:pPr>
+    </w:lvl>
+    <w:lvl w:ilvl="7" w:tplc="240A0019" w:tentative="1">
+      <w:start w:val="1"/>
+      <w:numFmt w:val="lowerLetter"/>
+      <w:lvlText w:val="%8."/>
+      <w:lvlJc w:val="left"/>
+      <w:pPr>
+        <w:ind w:left="5760" w:hanging="360"/>
+      </w:pPr>
+    </w:lvl>
+    <w:lvl w:ilvl="8" w:tplc="240A001B" w:tentative="1">
+      <w:start w:val="1"/>
+      <w:numFmt w:val="lowerRoman"/>
+      <w:lvlText w:val="%9."/>
+      <w:lvlJc w:val="right"/>
+      <w:pPr>
+        <w:ind w:left="6480" w:hanging="180"/>
+      </w:pPr>
+    </w:lvl>
+  </w:abstractNum>
+  <w:abstractNum w:abstractNumId="2" w15:restartNumberingAfterBreak="0">
+    <w:nsid w:val="1D34156A"/>
+    <w:multiLevelType w:val="hybridMultilevel"/>
+    <w:tmpl w:val="1BBC8092"/>
+    <w:lvl w:ilvl="0" w:tplc="D3E48554">
+      <w:start w:val="1"/>
+      <w:numFmt w:val="decimal"/>
+      <w:lvlText w:val="%1."/>
+      <w:lvlJc w:val="left"/>
+      <w:pPr>
+        <w:ind w:left="720" w:hanging="360"/>
+      </w:pPr>
+      <w:rPr>
+        <w:b/>
+        <w:bCs/>
+      </w:rPr>
+    </w:lvl>
+    <w:lvl w:ilvl="1" w:tplc="240A0019">
+      <w:start w:val="1"/>
+      <w:numFmt w:val="lowerLetter"/>
+      <w:lvlText w:val="%2."/>
+      <w:lvlJc w:val="left"/>
+      <w:pPr>
+        <w:ind w:left="1440" w:hanging="360"/>
+      </w:pPr>
+    </w:lvl>
+    <w:lvl w:ilvl="2" w:tplc="240A001B" w:tentative="1">
+      <w:start w:val="1"/>
+      <w:numFmt w:val="lowerRoman"/>
+      <w:lvlText w:val="%3."/>
+      <w:lvlJc w:val="right"/>
+      <w:pPr>
+        <w:ind w:left="2160" w:hanging="180"/>
+      </w:pPr>
+    </w:lvl>
+    <w:lvl w:ilvl="3" w:tplc="240A000F" w:tentative="1">
+      <w:start w:val="1"/>
+      <w:numFmt w:val="decimal"/>
+      <w:lvlText w:val="%4."/>
+      <w:lvlJc w:val="left"/>
+      <w:pPr>
+        <w:ind w:left="2880" w:hanging="360"/>
+      </w:pPr>
+    </w:lvl>
+    <w:lvl w:ilvl="4" w:tplc="240A0019" w:tentative="1">
+      <w:start w:val="1"/>
+      <w:numFmt w:val="lowerLetter"/>
+      <w:lvlText w:val="%5."/>
+      <w:lvlJc w:val="left"/>
+      <w:pPr>
+        <w:ind w:left="3600" w:hanging="360"/>
+      </w:pPr>
+    </w:lvl>
+    <w:lvl w:ilvl="5" w:tplc="240A001B" w:tentative="1">
+      <w:start w:val="1"/>
+      <w:numFmt w:val="lowerRoman"/>
+      <w:lvlText w:val="%6."/>
+      <w:lvlJc w:val="right"/>
+      <w:pPr>
+        <w:ind w:left="4320" w:hanging="180"/>
+      </w:pPr>
+    </w:lvl>
+    <w:lvl w:ilvl="6" w:tplc="240A000F" w:tentative="1">
+      <w:start w:val="1"/>
+      <w:numFmt w:val="decimal"/>
+      <w:lvlText w:val="%7."/>
+      <w:lvlJc w:val="left"/>
+      <w:pPr>
+        <w:ind w:left="5040" w:hanging="360"/>
+      </w:pPr>
+    </w:lvl>
+    <w:lvl w:ilvl="7" w:tplc="240A0019" w:tentative="1">
+      <w:start w:val="1"/>
+      <w:numFmt w:val="lowerLetter"/>
+      <w:lvlText w:val="%8."/>
+      <w:lvlJc w:val="left"/>
+      <w:pPr>
+        <w:ind w:left="5760" w:hanging="360"/>
+      </w:pPr>
+    </w:lvl>
+    <w:lvl w:ilvl="8" w:tplc="240A001B" w:tentative="1">
+      <w:start w:val="1"/>
+      <w:numFmt w:val="lowerRoman"/>
+      <w:lvlText w:val="%9."/>
+      <w:lvlJc w:val="right"/>
+      <w:pPr>
+        <w:ind w:left="6480" w:hanging="180"/>
+      </w:pPr>
+    </w:lvl>
+  </w:abstractNum>
+  <w:abstractNum w:abstractNumId="3" w15:restartNumberingAfterBreak="0">
     <w:nsid w:val="486C105A"/>
     <w:multiLevelType w:val="hybridMultilevel"/>
     <w:tmpl w:val="E57C662E"/>
@@ -1347,7 +1693,269 @@
       </w:pPr>
     </w:lvl>
   </w:abstractNum>
-  <w:abstractNum w:abstractNumId="2" w15:restartNumberingAfterBreak="0">
+  <w:abstractNum w:abstractNumId="4" w15:restartNumberingAfterBreak="0">
+    <w:nsid w:val="56B63B0F"/>
+    <w:multiLevelType w:val="hybridMultilevel"/>
+    <w:tmpl w:val="F8CA0D92"/>
+    <w:lvl w:ilvl="0" w:tplc="240A0017">
+      <w:start w:val="1"/>
+      <w:numFmt w:val="lowerLetter"/>
+      <w:lvlText w:val="%1)"/>
+      <w:lvlJc w:val="left"/>
+      <w:pPr>
+        <w:ind w:left="720" w:hanging="360"/>
+      </w:pPr>
+    </w:lvl>
+    <w:lvl w:ilvl="1" w:tplc="240A0019" w:tentative="1">
+      <w:start w:val="1"/>
+      <w:numFmt w:val="lowerLetter"/>
+      <w:lvlText w:val="%2."/>
+      <w:lvlJc w:val="left"/>
+      <w:pPr>
+        <w:ind w:left="1440" w:hanging="360"/>
+      </w:pPr>
+    </w:lvl>
+    <w:lvl w:ilvl="2" w:tplc="240A001B" w:tentative="1">
+      <w:start w:val="1"/>
+      <w:numFmt w:val="lowerRoman"/>
+      <w:lvlText w:val="%3."/>
+      <w:lvlJc w:val="right"/>
+      <w:pPr>
+        <w:ind w:left="2160" w:hanging="180"/>
+      </w:pPr>
+    </w:lvl>
+    <w:lvl w:ilvl="3" w:tplc="240A000F" w:tentative="1">
+      <w:start w:val="1"/>
+      <w:numFmt w:val="decimal"/>
+      <w:lvlText w:val="%4."/>
+      <w:lvlJc w:val="left"/>
+      <w:pPr>
+        <w:ind w:left="2880" w:hanging="360"/>
+      </w:pPr>
+    </w:lvl>
+    <w:lvl w:ilvl="4" w:tplc="240A0019" w:tentative="1">
+      <w:start w:val="1"/>
+      <w:numFmt w:val="lowerLetter"/>
+      <w:lvlText w:val="%5."/>
+      <w:lvlJc w:val="left"/>
+      <w:pPr>
+        <w:ind w:left="3600" w:hanging="360"/>
+      </w:pPr>
+    </w:lvl>
+    <w:lvl w:ilvl="5" w:tplc="240A001B" w:tentative="1">
+      <w:start w:val="1"/>
+      <w:numFmt w:val="lowerRoman"/>
+      <w:lvlText w:val="%6."/>
+      <w:lvlJc w:val="right"/>
+      <w:pPr>
+        <w:ind w:left="4320" w:hanging="180"/>
+      </w:pPr>
+    </w:lvl>
+    <w:lvl w:ilvl="6" w:tplc="240A000F" w:tentative="1">
+      <w:start w:val="1"/>
+      <w:numFmt w:val="decimal"/>
+      <w:lvlText w:val="%7."/>
+      <w:lvlJc w:val="left"/>
+      <w:pPr>
+        <w:ind w:left="5040" w:hanging="360"/>
+      </w:pPr>
+    </w:lvl>
+    <w:lvl w:ilvl="7" w:tplc="240A0019" w:tentative="1">
+      <w:start w:val="1"/>
+      <w:numFmt w:val="lowerLetter"/>
+      <w:lvlText w:val="%8."/>
+      <w:lvlJc w:val="left"/>
+      <w:pPr>
+        <w:ind w:left="5760" w:hanging="360"/>
+      </w:pPr>
+    </w:lvl>
+    <w:lvl w:ilvl="8" w:tplc="240A001B" w:tentative="1">
+      <w:start w:val="1"/>
+      <w:numFmt w:val="lowerRoman"/>
+      <w:lvlText w:val="%9."/>
+      <w:lvlJc w:val="right"/>
+      <w:pPr>
+        <w:ind w:left="6480" w:hanging="180"/>
+      </w:pPr>
+    </w:lvl>
+  </w:abstractNum>
+  <w:abstractNum w:abstractNumId="5" w15:restartNumberingAfterBreak="0">
+    <w:nsid w:val="63CD0EB9"/>
+    <w:multiLevelType w:val="hybridMultilevel"/>
+    <w:tmpl w:val="7EF26C20"/>
+    <w:lvl w:ilvl="0" w:tplc="8B78EBB6">
+      <w:start w:val="1"/>
+      <w:numFmt w:val="lowerLetter"/>
+      <w:lvlText w:val="%1."/>
+      <w:lvlJc w:val="left"/>
+      <w:pPr>
+        <w:ind w:left="1440" w:hanging="360"/>
+      </w:pPr>
+      <w:rPr>
+        <w:b/>
+        <w:bCs/>
+      </w:rPr>
+    </w:lvl>
+    <w:lvl w:ilvl="1" w:tplc="240A0019" w:tentative="1">
+      <w:start w:val="1"/>
+      <w:numFmt w:val="lowerLetter"/>
+      <w:lvlText w:val="%2."/>
+      <w:lvlJc w:val="left"/>
+      <w:pPr>
+        <w:ind w:left="2160" w:hanging="360"/>
+      </w:pPr>
+    </w:lvl>
+    <w:lvl w:ilvl="2" w:tplc="240A001B" w:tentative="1">
+      <w:start w:val="1"/>
+      <w:numFmt w:val="lowerRoman"/>
+      <w:lvlText w:val="%3."/>
+      <w:lvlJc w:val="right"/>
+      <w:pPr>
+        <w:ind w:left="2880" w:hanging="180"/>
+      </w:pPr>
+    </w:lvl>
+    <w:lvl w:ilvl="3" w:tplc="240A000F" w:tentative="1">
+      <w:start w:val="1"/>
+      <w:numFmt w:val="decimal"/>
+      <w:lvlText w:val="%4."/>
+      <w:lvlJc w:val="left"/>
+      <w:pPr>
+        <w:ind w:left="3600" w:hanging="360"/>
+      </w:pPr>
+    </w:lvl>
+    <w:lvl w:ilvl="4" w:tplc="240A0019" w:tentative="1">
+      <w:start w:val="1"/>
+      <w:numFmt w:val="lowerLetter"/>
+      <w:lvlText w:val="%5."/>
+      <w:lvlJc w:val="left"/>
+      <w:pPr>
+        <w:ind w:left="4320" w:hanging="360"/>
+      </w:pPr>
+    </w:lvl>
+    <w:lvl w:ilvl="5" w:tplc="240A001B" w:tentative="1">
+      <w:start w:val="1"/>
+      <w:numFmt w:val="lowerRoman"/>
+      <w:lvlText w:val="%6."/>
+      <w:lvlJc w:val="right"/>
+      <w:pPr>
+        <w:ind w:left="5040" w:hanging="180"/>
+      </w:pPr>
+    </w:lvl>
+    <w:lvl w:ilvl="6" w:tplc="240A000F" w:tentative="1">
+      <w:start w:val="1"/>
+      <w:numFmt w:val="decimal"/>
+      <w:lvlText w:val="%7."/>
+      <w:lvlJc w:val="left"/>
+      <w:pPr>
+        <w:ind w:left="5760" w:hanging="360"/>
+      </w:pPr>
+    </w:lvl>
+    <w:lvl w:ilvl="7" w:tplc="240A0019" w:tentative="1">
+      <w:start w:val="1"/>
+      <w:numFmt w:val="lowerLetter"/>
+      <w:lvlText w:val="%8."/>
+      <w:lvlJc w:val="left"/>
+      <w:pPr>
+        <w:ind w:left="6480" w:hanging="360"/>
+      </w:pPr>
+    </w:lvl>
+    <w:lvl w:ilvl="8" w:tplc="240A001B" w:tentative="1">
+      <w:start w:val="1"/>
+      <w:numFmt w:val="lowerRoman"/>
+      <w:lvlText w:val="%9."/>
+      <w:lvlJc w:val="right"/>
+      <w:pPr>
+        <w:ind w:left="7200" w:hanging="180"/>
+      </w:pPr>
+    </w:lvl>
+  </w:abstractNum>
+  <w:abstractNum w:abstractNumId="6" w15:restartNumberingAfterBreak="0">
+    <w:nsid w:val="67864FB8"/>
+    <w:multiLevelType w:val="hybridMultilevel"/>
+    <w:tmpl w:val="0CF2130E"/>
+    <w:lvl w:ilvl="0" w:tplc="240A0017">
+      <w:start w:val="1"/>
+      <w:numFmt w:val="lowerLetter"/>
+      <w:lvlText w:val="%1)"/>
+      <w:lvlJc w:val="left"/>
+      <w:pPr>
+        <w:ind w:left="1440" w:hanging="360"/>
+      </w:pPr>
+    </w:lvl>
+    <w:lvl w:ilvl="1" w:tplc="240A0019" w:tentative="1">
+      <w:start w:val="1"/>
+      <w:numFmt w:val="lowerLetter"/>
+      <w:lvlText w:val="%2."/>
+      <w:lvlJc w:val="left"/>
+      <w:pPr>
+        <w:ind w:left="2160" w:hanging="360"/>
+      </w:pPr>
+    </w:lvl>
+    <w:lvl w:ilvl="2" w:tplc="240A001B" w:tentative="1">
+      <w:start w:val="1"/>
+      <w:numFmt w:val="lowerRoman"/>
+      <w:lvlText w:val="%3."/>
+      <w:lvlJc w:val="right"/>
+      <w:pPr>
+        <w:ind w:left="2880" w:hanging="180"/>
+      </w:pPr>
+    </w:lvl>
+    <w:lvl w:ilvl="3" w:tplc="240A000F" w:tentative="1">
+      <w:start w:val="1"/>
+      <w:numFmt w:val="decimal"/>
+      <w:lvlText w:val="%4."/>
+      <w:lvlJc w:val="left"/>
+      <w:pPr>
+        <w:ind w:left="3600" w:hanging="360"/>
+      </w:pPr>
+    </w:lvl>
+    <w:lvl w:ilvl="4" w:tplc="240A0019" w:tentative="1">
+      <w:start w:val="1"/>
+      <w:numFmt w:val="lowerLetter"/>
+      <w:lvlText w:val="%5."/>
+      <w:lvlJc w:val="left"/>
+      <w:pPr>
+        <w:ind w:left="4320" w:hanging="360"/>
+      </w:pPr>
+    </w:lvl>
+    <w:lvl w:ilvl="5" w:tplc="240A001B" w:tentative="1">
+      <w:start w:val="1"/>
+      <w:numFmt w:val="lowerRoman"/>
+      <w:lvlText w:val="%6."/>
+      <w:lvlJc w:val="right"/>
+      <w:pPr>
+        <w:ind w:left="5040" w:hanging="180"/>
+      </w:pPr>
+    </w:lvl>
+    <w:lvl w:ilvl="6" w:tplc="240A000F" w:tentative="1">
+      <w:start w:val="1"/>
+      <w:numFmt w:val="decimal"/>
+      <w:lvlText w:val="%7."/>
+      <w:lvlJc w:val="left"/>
+      <w:pPr>
+        <w:ind w:left="5760" w:hanging="360"/>
+      </w:pPr>
+    </w:lvl>
+    <w:lvl w:ilvl="7" w:tplc="240A0019" w:tentative="1">
+      <w:start w:val="1"/>
+      <w:numFmt w:val="lowerLetter"/>
+      <w:lvlText w:val="%8."/>
+      <w:lvlJc w:val="left"/>
+      <w:pPr>
+        <w:ind w:left="6480" w:hanging="360"/>
+      </w:pPr>
+    </w:lvl>
+    <w:lvl w:ilvl="8" w:tplc="240A001B" w:tentative="1">
+      <w:start w:val="1"/>
+      <w:numFmt w:val="lowerRoman"/>
+      <w:lvlText w:val="%9."/>
+      <w:lvlJc w:val="right"/>
+      <w:pPr>
+        <w:ind w:left="7200" w:hanging="180"/>
+      </w:pPr>
+    </w:lvl>
+  </w:abstractNum>
+  <w:abstractNum w:abstractNumId="7" w15:restartNumberingAfterBreak="0">
     <w:nsid w:val="74E950F7"/>
     <w:multiLevelType w:val="hybridMultilevel"/>
     <w:tmpl w:val="A952572C"/>
@@ -1433,11 +2041,11 @@
       </w:pPr>
     </w:lvl>
   </w:abstractNum>
-  <w:abstractNum w:abstractNumId="3" w15:restartNumberingAfterBreak="0">
+  <w:abstractNum w:abstractNumId="8" w15:restartNumberingAfterBreak="0">
     <w:nsid w:val="792F4273"/>
     <w:multiLevelType w:val="hybridMultilevel"/>
-    <w:tmpl w:val="A952572C"/>
-    <w:lvl w:ilvl="0" w:tplc="240A000F">
+    <w:tmpl w:val="6DEC7516"/>
+    <w:lvl w:ilvl="0" w:tplc="601229CE">
       <w:start w:val="1"/>
       <w:numFmt w:val="decimal"/>
       <w:lvlText w:val="%1."/>
@@ -1445,6 +2053,10 @@
       <w:pPr>
         <w:ind w:left="720" w:hanging="360"/>
       </w:pPr>
+      <w:rPr>
+        <w:b/>
+        <w:bCs/>
+      </w:rPr>
     </w:lvl>
     <w:lvl w:ilvl="1" w:tplc="240A0019">
       <w:start w:val="1"/>
@@ -1519,17 +2131,121 @@
       </w:pPr>
     </w:lvl>
   </w:abstractNum>
+  <w:abstractNum w:abstractNumId="9" w15:restartNumberingAfterBreak="0">
+    <w:nsid w:val="7F1D427D"/>
+    <w:multiLevelType w:val="hybridMultilevel"/>
+    <w:tmpl w:val="7AB042B0"/>
+    <w:lvl w:ilvl="0" w:tplc="240A0019">
+      <w:start w:val="1"/>
+      <w:numFmt w:val="lowerLetter"/>
+      <w:lvlText w:val="%1."/>
+      <w:lvlJc w:val="left"/>
+      <w:pPr>
+        <w:ind w:left="1440" w:hanging="360"/>
+      </w:pPr>
+    </w:lvl>
+    <w:lvl w:ilvl="1" w:tplc="240A0019" w:tentative="1">
+      <w:start w:val="1"/>
+      <w:numFmt w:val="lowerLetter"/>
+      <w:lvlText w:val="%2."/>
+      <w:lvlJc w:val="left"/>
+      <w:pPr>
+        <w:ind w:left="2160" w:hanging="360"/>
+      </w:pPr>
+    </w:lvl>
+    <w:lvl w:ilvl="2" w:tplc="240A001B" w:tentative="1">
+      <w:start w:val="1"/>
+      <w:numFmt w:val="lowerRoman"/>
+      <w:lvlText w:val="%3."/>
+      <w:lvlJc w:val="right"/>
+      <w:pPr>
+        <w:ind w:left="2880" w:hanging="180"/>
+      </w:pPr>
+    </w:lvl>
+    <w:lvl w:ilvl="3" w:tplc="240A000F" w:tentative="1">
+      <w:start w:val="1"/>
+      <w:numFmt w:val="decimal"/>
+      <w:lvlText w:val="%4."/>
+      <w:lvlJc w:val="left"/>
+      <w:pPr>
+        <w:ind w:left="3600" w:hanging="360"/>
+      </w:pPr>
+    </w:lvl>
+    <w:lvl w:ilvl="4" w:tplc="240A0019" w:tentative="1">
+      <w:start w:val="1"/>
+      <w:numFmt w:val="lowerLetter"/>
+      <w:lvlText w:val="%5."/>
+      <w:lvlJc w:val="left"/>
+      <w:pPr>
+        <w:ind w:left="4320" w:hanging="360"/>
+      </w:pPr>
+    </w:lvl>
+    <w:lvl w:ilvl="5" w:tplc="240A001B" w:tentative="1">
+      <w:start w:val="1"/>
+      <w:numFmt w:val="lowerRoman"/>
+      <w:lvlText w:val="%6."/>
+      <w:lvlJc w:val="right"/>
+      <w:pPr>
+        <w:ind w:left="5040" w:hanging="180"/>
+      </w:pPr>
+    </w:lvl>
+    <w:lvl w:ilvl="6" w:tplc="240A000F" w:tentative="1">
+      <w:start w:val="1"/>
+      <w:numFmt w:val="decimal"/>
+      <w:lvlText w:val="%7."/>
+      <w:lvlJc w:val="left"/>
+      <w:pPr>
+        <w:ind w:left="5760" w:hanging="360"/>
+      </w:pPr>
+    </w:lvl>
+    <w:lvl w:ilvl="7" w:tplc="240A0019" w:tentative="1">
+      <w:start w:val="1"/>
+      <w:numFmt w:val="lowerLetter"/>
+      <w:lvlText w:val="%8."/>
+      <w:lvlJc w:val="left"/>
+      <w:pPr>
+        <w:ind w:left="6480" w:hanging="360"/>
+      </w:pPr>
+    </w:lvl>
+    <w:lvl w:ilvl="8" w:tplc="240A001B" w:tentative="1">
+      <w:start w:val="1"/>
+      <w:numFmt w:val="lowerRoman"/>
+      <w:lvlText w:val="%9."/>
+      <w:lvlJc w:val="right"/>
+      <w:pPr>
+        <w:ind w:left="7200" w:hanging="180"/>
+      </w:pPr>
+    </w:lvl>
+  </w:abstractNum>
   <w:num w:numId="1" w16cid:durableId="742064184">
+    <w:abstractNumId w:val="2"/>
+  </w:num>
+  <w:num w:numId="2" w16cid:durableId="741488005">
+    <w:abstractNumId w:val="8"/>
+  </w:num>
+  <w:num w:numId="3" w16cid:durableId="1360815025">
+    <w:abstractNumId w:val="3"/>
+  </w:num>
+  <w:num w:numId="4" w16cid:durableId="1690794748">
+    <w:abstractNumId w:val="7"/>
+  </w:num>
+  <w:num w:numId="5" w16cid:durableId="642927489">
+    <w:abstractNumId w:val="6"/>
+  </w:num>
+  <w:num w:numId="6" w16cid:durableId="1684472993">
+    <w:abstractNumId w:val="4"/>
+  </w:num>
+  <w:num w:numId="7" w16cid:durableId="156769368">
+    <w:abstractNumId w:val="1"/>
+  </w:num>
+  <w:num w:numId="8" w16cid:durableId="396823462">
+    <w:abstractNumId w:val="9"/>
+  </w:num>
+  <w:num w:numId="9" w16cid:durableId="1468812266">
     <w:abstractNumId w:val="0"/>
   </w:num>
-  <w:num w:numId="2" w16cid:durableId="741488005">
-    <w:abstractNumId w:val="3"/>
-  </w:num>
-  <w:num w:numId="3" w16cid:durableId="1360815025">
-    <w:abstractNumId w:val="1"/>
-  </w:num>
-  <w:num w:numId="4" w16cid:durableId="1690794748">
-    <w:abstractNumId w:val="2"/>
+  <w:num w:numId="10" w16cid:durableId="1157959142">
+    <w:abstractNumId w:val="5"/>
   </w:num>
 </w:numbering>
 </file>
@@ -2451,6 +3167,33 @@
       <w:spacing w:val="5"/>
     </w:rPr>
   </w:style>
+  <w:style w:type="paragraph" w:styleId="NormalWeb">
+    <w:name w:val="Normal (Web)"/>
+    <w:basedOn w:val="Normal"/>
+    <w:uiPriority w:val="99"/>
+    <w:unhideWhenUsed/>
+    <w:rsid w:val="00AA5B9E"/>
+    <w:pPr>
+      <w:spacing w:before="100" w:beforeAutospacing="1" w:after="100" w:afterAutospacing="1" w:line="240" w:lineRule="auto"/>
+    </w:pPr>
+    <w:rPr>
+      <w:rFonts w:ascii="Times New Roman" w:eastAsia="Times New Roman" w:hAnsi="Times New Roman" w:cs="Times New Roman"/>
+      <w:kern w:val="0"/>
+      <w:lang w:eastAsia="es-CO"/>
+      <w14:ligatures w14:val="none"/>
+    </w:rPr>
+  </w:style>
+  <w:style w:type="character" w:styleId="Textoennegrita">
+    <w:name w:val="Strong"/>
+    <w:basedOn w:val="Fuentedeprrafopredeter"/>
+    <w:uiPriority w:val="22"/>
+    <w:qFormat/>
+    <w:rsid w:val="00AA5B9E"/>
+    <w:rPr>
+      <w:b/>
+      <w:bCs/>
+    </w:rPr>
+  </w:style>
 </w:styles>
 </file>
 

--- a/Avances_Proyecto/Sobre la herramienta/Descripción de los escenarios de entrada y salida de la herramienta.docx
+++ b/Avances_Proyecto/Sobre la herramienta/Descripción de los escenarios de entrada y salida de la herramienta.docx
@@ -592,203 +592,45 @@
     </w:p>
     <w:p>
       <w:pPr>
-        <w:pStyle w:val="NormalWeb"/>
-      </w:pPr>
-      <w:r>
-        <w:t xml:space="preserve">Hasta este punto, el sistema contempla escenarios orientados a la </w:t>
-      </w:r>
-      <w:r>
-        <w:rPr>
-          <w:rStyle w:val="Textoennegrita"/>
-          <w:rFonts w:eastAsiaTheme="majorEastAsia"/>
-        </w:rPr>
-        <w:t>obtención</w:t>
-      </w:r>
-      <w:r>
-        <w:t xml:space="preserve">, </w:t>
-      </w:r>
-      <w:r>
-        <w:rPr>
-          <w:rStyle w:val="Textoennegrita"/>
-          <w:rFonts w:eastAsiaTheme="majorEastAsia"/>
-        </w:rPr>
-        <w:t>análisis</w:t>
-      </w:r>
-      <w:r>
-        <w:t xml:space="preserve"> y </w:t>
-      </w:r>
-      <w:r>
-        <w:rPr>
-          <w:rStyle w:val="Textoennegrita"/>
-          <w:rFonts w:eastAsiaTheme="majorEastAsia"/>
-        </w:rPr>
-        <w:t>proyección</w:t>
-      </w:r>
-      <w:r>
-        <w:t xml:space="preserve"> de información energética. Sin embargo, durante las pruebas se identificó un tipo de intención recurrente por parte del usuario que no encaja de forma natural en los escenarios existentes: solicitudes cuya finalidad no es consultar nuevos datos ni analizarlos, sino </w:t>
-      </w:r>
-      <w:r>
-        <w:rPr>
-          <w:rStyle w:val="Textoennegrita"/>
-          <w:rFonts w:eastAsiaTheme="majorEastAsia"/>
-        </w:rPr>
-        <w:t>definir cómo deben presentarse los resultados</w:t>
-      </w:r>
-      <w:r>
-        <w:t>.</w:t>
-      </w:r>
-    </w:p>
-    <w:p>
-      <w:pPr>
-        <w:pStyle w:val="NormalWeb"/>
-      </w:pPr>
-      <w:r>
-        <w:t xml:space="preserve">Actualmente, la herramienta </w:t>
-      </w:r>
-      <w:r>
-        <w:rPr>
-          <w:rStyle w:val="Textoennegrita"/>
-          <w:rFonts w:eastAsiaTheme="majorEastAsia"/>
-        </w:rPr>
-        <w:t>no implementa explícitamente</w:t>
-      </w:r>
-      <w:r>
-        <w:t xml:space="preserve"> este tipo de solicitudes como una capacidad funcional independiente. No obstante, se decide </w:t>
-      </w:r>
-      <w:r>
-        <w:rPr>
-          <w:rStyle w:val="Textoennegrita"/>
-          <w:rFonts w:eastAsiaTheme="majorEastAsia"/>
-        </w:rPr>
-        <w:t>documentar y reconocer formalmente este escenario</w:t>
-      </w:r>
-      <w:r>
-        <w:t xml:space="preserve"> con el objetivo de mejorar la escalabilidad futura del sistema, permitir una separación clara entre procesamiento de datos y presentación, y evitar ambigüedades en la interpretación de consultas relacionadas con gráficos o formatos visuales.</w:t>
-      </w:r>
-    </w:p>
-    <w:p>
-      <w:pPr>
-        <w:pStyle w:val="NormalWeb"/>
-      </w:pPr>
-      <w:r>
-        <w:t>La inclusión de este escenario permite desacoplar conceptualmente el análisis energético de su representación, facilitando la extensión futura del sistema hacia interfaces gráficas más avanzadas o módulos de visualización especializados.</w:t>
-      </w:r>
-      <w:r>
-        <w:t xml:space="preserve"> </w:t>
-      </w:r>
-      <w:r>
-        <w:t>En este contexto, se introduce el siguiente escenario adicional:</w:t>
-      </w:r>
-    </w:p>
-    <w:p>
-      <w:pPr>
-        <w:pStyle w:val="NormalWeb"/>
-        <w:numPr>
-          <w:ilvl w:val="0"/>
-          <w:numId w:val="1"/>
-        </w:numPr>
-      </w:pPr>
-      <w:r>
-        <w:rPr>
-          <w:rStyle w:val="Textoennegrita"/>
-          <w:rFonts w:eastAsiaTheme="majorEastAsia"/>
-        </w:rPr>
-        <w:lastRenderedPageBreak/>
-        <w:t>Presentación de resultados y visualización</w:t>
-      </w:r>
-      <w:r>
-        <w:t xml:space="preserve">: </w:t>
-      </w:r>
-      <w:r>
-        <w:t xml:space="preserve">Este escenario agrupa las solicitudes en las que el usuario expresa una intención explícita de </w:t>
-      </w:r>
-      <w:r>
-        <w:rPr>
-          <w:rStyle w:val="Textoennegrita"/>
-          <w:rFonts w:eastAsiaTheme="majorEastAsia"/>
-        </w:rPr>
-        <w:t>visualizar, ilustrar o presentar</w:t>
-      </w:r>
-      <w:r>
-        <w:t xml:space="preserve"> información energética previamente obtenida, mediante gráficos, diagramas u otros formatos visuales. A diferencia de los escenarios anteriores, estas consultas no buscan calcular nuevos valores, comparar consumos ni detectar patrones, sino definir la </w:t>
-      </w:r>
-      <w:r>
-        <w:rPr>
-          <w:rStyle w:val="Textoennegrita"/>
-          <w:rFonts w:eastAsiaTheme="majorEastAsia"/>
-        </w:rPr>
-        <w:t>forma de comunicación de los resultados</w:t>
-      </w:r>
-      <w:r>
-        <w:t>.</w:t>
-      </w:r>
-    </w:p>
-    <w:p>
-      <w:pPr>
-        <w:pStyle w:val="NormalWeb"/>
-        <w:numPr>
-          <w:ilvl w:val="0"/>
-          <w:numId w:val="8"/>
-        </w:numPr>
-        <w:rPr>
-          <w:b/>
-          <w:bCs/>
-        </w:rPr>
-      </w:pPr>
-      <w:r>
-        <w:rPr>
-          <w:b/>
-          <w:bCs/>
-        </w:rPr>
-        <w:t>Muéstrame gráficas del consumo de todos los dispositivos en 2024.</w:t>
-      </w:r>
-    </w:p>
-    <w:p>
-      <w:pPr>
-        <w:pStyle w:val="NormalWeb"/>
-        <w:numPr>
-          <w:ilvl w:val="0"/>
-          <w:numId w:val="8"/>
-        </w:numPr>
-        <w:rPr>
-          <w:b/>
-          <w:bCs/>
-        </w:rPr>
-      </w:pPr>
-      <w:r>
-        <w:rPr>
-          <w:b/>
-          <w:bCs/>
-        </w:rPr>
-        <w:t>Quiero ver un gráfico del consumo diario de la nevera esta semana.</w:t>
-      </w:r>
-    </w:p>
-    <w:p>
-      <w:pPr>
-        <w:pStyle w:val="NormalWeb"/>
-        <w:numPr>
-          <w:ilvl w:val="0"/>
-          <w:numId w:val="8"/>
-        </w:numPr>
-        <w:rPr>
-          <w:b/>
-          <w:bCs/>
-        </w:rPr>
-      </w:pPr>
-      <w:r>
-        <w:rPr>
-          <w:b/>
-          <w:bCs/>
-        </w:rPr>
-        <w:t>Preséntame visualmente la información de consumo que acabamos de consultar.</w:t>
-      </w:r>
-    </w:p>
-    <w:p>
-      <w:pPr>
-        <w:pStyle w:val="NormalWeb"/>
-        <w:rPr>
-          <w:b/>
-          <w:bCs/>
+        <w:rPr>
+          <w:rFonts w:ascii="Times New Roman" w:hAnsi="Times New Roman" w:cs="Times New Roman"/>
+        </w:rPr>
+      </w:pPr>
+      <w:r>
+        <w:rPr>
+          <w:rFonts w:ascii="Times New Roman" w:hAnsi="Times New Roman" w:cs="Times New Roman"/>
+        </w:rPr>
+        <w:t xml:space="preserve">Adicionalmente, se contempló que el usuario puede expresar preferencias sobre el formato en el que espera recibir la respuesta dentro de cualquiera de los escenarios definidos. Aunque la herramienta no cuenta con mecanismos para generar gráficos o imágenes, estas preferencias de presentación son reconocidas y registradas durante la interpretación de la solicitud. De este modo, el agente no solo identifica la intención principal del usuario, sino que también puede inferir el formato de salida esperado </w:t>
+      </w:r>
+      <w:r>
+        <w:rPr>
+          <w:rFonts w:ascii="Times New Roman" w:hAnsi="Times New Roman" w:cs="Times New Roman"/>
+        </w:rPr>
+        <w:t>(</w:t>
+      </w:r>
+      <w:r>
+        <w:rPr>
+          <w:rFonts w:ascii="Times New Roman" w:hAnsi="Times New Roman" w:cs="Times New Roman"/>
+        </w:rPr>
+        <w:t>textual o gráfico</w:t>
+      </w:r>
+      <w:r>
+        <w:rPr>
+          <w:rFonts w:ascii="Times New Roman" w:hAnsi="Times New Roman" w:cs="Times New Roman"/>
+        </w:rPr>
+        <w:t>)</w:t>
+      </w:r>
+      <w:r>
+        <w:rPr>
+          <w:rFonts w:ascii="Times New Roman" w:hAnsi="Times New Roman" w:cs="Times New Roman"/>
+        </w:rPr>
+        <w:t>, lo que permite dejar preparada la arquitectura del sistema para futuras extensiones orientadas a la visualización sin modificar la definición de los escenarios de entrada.</w:t>
+      </w:r>
+    </w:p>
+    <w:p>
+      <w:pPr>
+        <w:rPr>
+          <w:rFonts w:ascii="Times New Roman" w:hAnsi="Times New Roman" w:cs="Times New Roman"/>
         </w:rPr>
       </w:pPr>
     </w:p>
@@ -856,6 +698,7 @@
           <w:b/>
           <w:bCs/>
         </w:rPr>
+        <w:lastRenderedPageBreak/>
         <w:t>El televisor consumió 1.85 kWh durante la última semana, con un promedio diario de 0.26 kWh.</w:t>
       </w:r>
     </w:p>
@@ -1016,14 +859,7 @@
         <w:rPr>
           <w:rFonts w:ascii="Times New Roman" w:hAnsi="Times New Roman" w:cs="Times New Roman"/>
         </w:rPr>
-        <w:t xml:space="preserve"> En este escenario, el sistema identifica comportamientos irregulares o tendencias inusuales. La salida textual debe incluir una descripción clara del evento detectado, su posible causa y la magnitud de la desviación. Para favorecer la comprensión, pueden integrarse </w:t>
-      </w:r>
-      <w:r>
-        <w:rPr>
-          <w:rFonts w:ascii="Times New Roman" w:hAnsi="Times New Roman" w:cs="Times New Roman"/>
-        </w:rPr>
-        <w:lastRenderedPageBreak/>
-        <w:t>visualizaciones que resalten los puntos anómalos o las zonas de desviación sobre un gráfico temporal.</w:t>
+        <w:t xml:space="preserve"> En este escenario, el sistema identifica comportamientos irregulares o tendencias inusuales. La salida textual debe incluir una descripción clara del evento detectado, su posible causa y la magnitud de la desviación. Para favorecer la comprensión, pueden integrarse visualizaciones que resalten los puntos anómalos o las zonas de desviación sobre un gráfico temporal.</w:t>
       </w:r>
     </w:p>
     <w:p>
@@ -1161,6 +997,7 @@
           <w:b/>
           <w:bCs/>
         </w:rPr>
+        <w:lastRenderedPageBreak/>
         <w:t xml:space="preserve">Si se mantienen los hábitos actuales, el consumo estimado para el próximo mes será de 86.4 kWh. Reducir el uso del aire acondicionado dos horas diarias podría disminuirlo en un 12%. </w:t>
       </w:r>
     </w:p>
@@ -1265,71 +1102,6 @@
         </w:rPr>
         <w:br/>
         <w:t>c. La solicitud no pertenece al dominio del sistema. Reformúlala incluyendo un dispositivo, periodo o tipo de análisis energético.</w:t>
-      </w:r>
-    </w:p>
-    <w:p>
-      <w:pPr>
-        <w:pStyle w:val="NormalWeb"/>
-      </w:pPr>
-      <w:r>
-        <w:lastRenderedPageBreak/>
-        <w:t>De forma análoga a los escenarios de entrada, las salidas del sistema se han definido para responder a distintos niveles de complejidad analítica. No obstante, al reconocer explícitamente solicitudes orientadas a la presentación de resultados, resulta necesario documentar también un tipo de salida asociado a este escenario, aun cuando su implementación completa se reserve para etapas posteriores del desarrollo.</w:t>
-      </w:r>
-    </w:p>
-    <w:p>
-      <w:pPr>
-        <w:pStyle w:val="NormalWeb"/>
-      </w:pPr>
-      <w:r>
-        <w:t xml:space="preserve">A </w:t>
-      </w:r>
-      <w:r>
-        <w:t>continuación,</w:t>
-      </w:r>
-      <w:r>
-        <w:t xml:space="preserve"> se incorpora un escenario adicional de salida, concebido como una extensión futura del sistema</w:t>
-      </w:r>
-      <w:r>
-        <w:t>.</w:t>
-      </w:r>
-    </w:p>
-    <w:p>
-      <w:pPr>
-        <w:pStyle w:val="NormalWeb"/>
-        <w:numPr>
-          <w:ilvl w:val="0"/>
-          <w:numId w:val="2"/>
-        </w:numPr>
-      </w:pPr>
-      <w:r>
-        <w:rPr>
-          <w:b/>
-          <w:bCs/>
-        </w:rPr>
-        <w:t>Respuestas de presentación o visualización</w:t>
-      </w:r>
-      <w:r>
-        <w:rPr>
-          <w:b/>
-          <w:bCs/>
-        </w:rPr>
-        <w:t>:</w:t>
-      </w:r>
-      <w:r>
-        <w:t xml:space="preserve"> </w:t>
-      </w:r>
-      <w:r>
-        <w:t xml:space="preserve">Este tipo de salida corresponde a solicitudes cuya intención principal es </w:t>
-      </w:r>
-      <w:r>
-        <w:rPr>
-          <w:b/>
-          <w:bCs/>
-        </w:rPr>
-        <w:t>mostrar o ilustrar</w:t>
-      </w:r>
-      <w:r>
-        <w:t xml:space="preserve"> información energética previamente procesada por el sistema. La respuesta se centra en la representación visual de los datos, ya sea mediante gráficos temporales, diagramas comparativos u otros recursos gráficos que faciliten la comprensión del usuario.</w:t>
       </w:r>
     </w:p>
     <w:p/>
